--- a/drafts/SSLC_QuickBooks_Full_Access_Request_DRAFT_2026-10-10.docx
+++ b/drafts/SSLC_QuickBooks_Full_Access_Request_DRAFT_2026-10-10.docx
@@ -119,6 +119,11 @@
           <w:b w:val="0"/>
         </w:rPr>
         <w:t>As a director I have the right to inspect SSLC's books and records (Cal. Corp. Code § 1602: https://codes.findlaw.com/ca/corporations-code/corp-sect-1602/). This review is also part of the confirmatory diligence contemplated under our May 2025 Asset Acquisition Agreement. All information stays confidential under our July 27, 2021 NDA.</w:t>
+      </w:r>
+    </w:p>
+    <w:p>
+      <w:r>
+        <w:t>In the interest of full disclosure: with the Board's consent, Exos would also like to use the same books data to evaluate its in-house ERP/MRP and inventory systems against other options for the combined operation. Because these systems are built in-house, they could offer significant savings compared with outside solutions. This use is separate from the review above. It would happen only if the Board agrees, and the data would stay confidential under our NDA.</w:t>
       </w:r>
     </w:p>
     <w:p>

--- a/drafts/SSLC_QuickBooks_Full_Access_Request_DRAFT_2026-10-10.docx
+++ b/drafts/SSLC_QuickBooks_Full_Access_Request_DRAFT_2026-10-10.docx
@@ -131,7 +131,7 @@
         <w:rPr>
           <w:b w:val="0"/>
         </w:rPr>
-        <w:t>Could you grant access by [date]? Once the balance is reconciled, I'll share the analysis with the full board so we can agree on the figures at close.</w:t>
+        <w:t>Could you grant access no later than October 15, 2026? Once the balance is reconciled, I'll share the analysis with the full board so we can agree on the figures at close.</w:t>
       </w:r>
     </w:p>
     <w:p>

--- a/drafts/SSLC_QuickBooks_Full_Access_Request_DRAFT_2026-10-10.docx
+++ b/drafts/SSLC_QuickBooks_Full_Access_Request_DRAFT_2026-10-10.docx
@@ -54,7 +54,7 @@
         <w:rPr>
           <w:b w:val="0"/>
         </w:rPr>
-        <w:t>To finalize what SSLC shareholders receive at the acquisition close, we need to resolve the $864,062 shown as "billed ahead of work performed" on SSLC's October 2 balance sheet. I believe that figure does not reflect how SSLC actually starts and bills tanks, and it directly affects the close math.</w:t>
+        <w:t>To finalize what SSLC shareholders receive at the acquisition close, we need to resolve the $942,177 shown as "billed ahead of work performed" on SSLC's October 11 balance sheet. I believe that figure does not reflect how SSLC actually starts and bills tanks, and it directly affects the close math.  SSLC bills Intuitive Machines about 40% at the start of each tank; we believe those start-billings are not being cleared as tanks ship, which would overstate this balance.</w:t>
       </w:r>
     </w:p>
     <w:p>

--- a/drafts/SSLC_QuickBooks_Full_Access_Request_DRAFT_2026-10-10.docx
+++ b/drafts/SSLC_QuickBooks_Full_Access_Request_DRAFT_2026-10-10.docx
@@ -132,6 +132,14 @@
           <w:b w:val="0"/>
         </w:rPr>
         <w:t>Could you grant access no later than October 15, 2026? Once the balance is reconciled, I'll share the analysis with the full board so we can agree on the figures at close.</w:t>
+      </w:r>
+    </w:p>
+    <w:p>
+      <w:r>
+        <w:rPr>
+          <w:b w:val="0"/>
+        </w:rPr>
+        <w:t>I have also asked the Board to direct SSLC’s accounting firm to correct these accounts within five days.</w:t>
       </w:r>
     </w:p>
     <w:p>

--- a/drafts/SSLC_QuickBooks_Full_Access_Request_DRAFT_2026-10-10.docx
+++ b/drafts/SSLC_QuickBooks_Full_Access_Request_DRAFT_2026-10-10.docx
@@ -111,6 +111,14 @@
       </w:pPr>
       <w:r>
         <w:t>Facility expenses (rent, utilities and similar) since January 2024, including amounts paid on behalf of Microcosm, Inc.</w:t>
+      </w:r>
+    </w:p>
+    <w:p>
+      <w:pPr>
+        <w:pStyle w:val="ListBullet"/>
+      </w:pPr>
+      <w:r>
+        <w:t>SSLC’s stock ledger, cap table, subscription agreements and paid-in capital by shareholder (SSLC’s books show $1,014,465 total paid-in capital; we need the per-holder detail to compare each shareholder’s payout at close with what they invested)</w:t>
       </w:r>
     </w:p>
     <w:p>
